--- a/The Dental Technology.docx
+++ b/The Dental Technology.docx
@@ -932,7 +932,21 @@
           <w:rFonts w:ascii="Arial" w:hAnsi="Arial" w:cs="Arial"/>
           <w:lang w:val="en-US"/>
         </w:rPr>
-        <w:t xml:space="preserve"> but crunching (moving sideways)</w:t>
+        <w:t xml:space="preserve"> but crunching </w:t>
+      </w:r>
+      <w:r>
+        <w:rPr>
+          <w:rFonts w:ascii="Arial" w:hAnsi="Arial" w:cs="Arial"/>
+          <w:lang w:val="en-US"/>
+        </w:rPr>
+        <w:t xml:space="preserve">and grinding </w:t>
+      </w:r>
+      <w:r>
+        <w:rPr>
+          <w:rFonts w:ascii="Arial" w:hAnsi="Arial" w:cs="Arial"/>
+          <w:lang w:val="en-US"/>
+        </w:rPr>
+        <w:t>(moving sideways)</w:t>
       </w:r>
       <w:r>
         <w:rPr>
@@ -953,7 +967,21 @@
           <w:rFonts w:ascii="Arial" w:hAnsi="Arial" w:cs="Arial"/>
           <w:lang w:val="en-US"/>
         </w:rPr>
-        <w:t xml:space="preserve"> Hinge is not suitable for the areas of fabricating crown and bridge. Why not? Because you cannot check the occlusal bite for the crown, to fabricate a crown, molar as an example, you need to create the 5 cups first and bite the upper and lower model together </w:t>
+        <w:t xml:space="preserve"> </w:t>
+      </w:r>
+      <w:r>
+        <w:rPr>
+          <w:rFonts w:ascii="Arial" w:hAnsi="Arial" w:cs="Arial"/>
+          <w:lang w:val="en-US"/>
+        </w:rPr>
+        <w:t>Simple h</w:t>
+      </w:r>
+      <w:r>
+        <w:rPr>
+          <w:rFonts w:ascii="Arial" w:hAnsi="Arial" w:cs="Arial"/>
+          <w:lang w:val="en-US"/>
+        </w:rPr>
+        <w:t xml:space="preserve">inge is not suitable for the areas of fabricating crown and bridge. Why not? Because you cannot check the occlusal bite for the crown, to fabricate a crown, molar as an example, you need to create the 5 cups first and bite the upper and lower model together </w:t>
       </w:r>
       <w:r>
         <w:rPr>
@@ -1023,7 +1051,21 @@
           <w:rFonts w:ascii="Arial" w:hAnsi="Arial" w:cs="Arial"/>
           <w:lang w:val="en-US"/>
         </w:rPr>
-        <w:t xml:space="preserve">, labial side, no problem, crafting the palatal side, problem comes, the vertical metal structure of the hinge blocks the way. So, I assume not all the crowns used by dentist </w:t>
+        <w:t>, labial side, no problem, crafting the palatal side, problem comes, the vertical metal structure of the hinge blocks the way</w:t>
+      </w:r>
+      <w:r>
+        <w:rPr>
+          <w:rFonts w:ascii="Arial" w:hAnsi="Arial" w:cs="Arial"/>
+          <w:lang w:val="en-US"/>
+        </w:rPr>
+        <w:t xml:space="preserve"> (as shown in fig 1.)</w:t>
+      </w:r>
+      <w:r>
+        <w:rPr>
+          <w:rFonts w:ascii="Arial" w:hAnsi="Arial" w:cs="Arial"/>
+          <w:lang w:val="en-US"/>
+        </w:rPr>
+        <w:t xml:space="preserve">. So, I assume not all the crowns used by dentist </w:t>
       </w:r>
       <w:r>
         <w:rPr>
@@ -1053,14 +1095,27 @@
         </w:rPr>
         <w:t xml:space="preserve">hinge limitation. </w:t>
       </w:r>
-    </w:p>
-    <w:p>
-      <w:pPr>
-        <w:rPr>
-          <w:rFonts w:ascii="Arial" w:hAnsi="Arial" w:cs="Arial"/>
-          <w:lang w:val="en-US"/>
-        </w:rPr>
-      </w:pPr>
+      <w:r>
+        <w:rPr>
+          <w:rFonts w:ascii="Arial" w:hAnsi="Arial" w:cs="Arial"/>
+          <w:lang w:val="en-US"/>
+        </w:rPr>
+        <w:t xml:space="preserve">Colleges also uses simple hinge as the tool to </w:t>
+      </w:r>
+      <w:r>
+        <w:rPr>
+          <w:rFonts w:ascii="Arial" w:hAnsi="Arial" w:cs="Arial"/>
+          <w:lang w:val="en-US"/>
+        </w:rPr>
+        <w:t>teach</w:t>
+      </w:r>
+      <w:r>
+        <w:rPr>
+          <w:rFonts w:ascii="Arial" w:hAnsi="Arial" w:cs="Arial"/>
+          <w:lang w:val="en-US"/>
+        </w:rPr>
+        <w:t xml:space="preserve"> students. </w:t>
+      </w:r>
       <w:r>
         <w:rPr>
           <w:rFonts w:ascii="Arial" w:hAnsi="Arial" w:cs="Arial"/>
